--- a/tillsyn/A 34721-2024 tillsynsbegäran.docx
+++ b/tillsyn/A 34721-2024 tillsynsbegäran.docx
@@ -325,7 +325,7 @@
     <w:r>
       <w:tab/>
       <w:tab/>
-      <w:t>2025-06-13</w:t>
+      <w:t>2025-06-15</w:t>
       <w:br/>
       <w:br/>
     </w:r>

--- a/tillsyn/A 34721-2024 tillsynsbegäran.docx
+++ b/tillsyn/A 34721-2024 tillsynsbegäran.docx
@@ -325,7 +325,7 @@
     <w:r>
       <w:tab/>
       <w:tab/>
-      <w:t>2025-06-15</w:t>
+      <w:t>2025-06-16</w:t>
       <w:br/>
       <w:br/>
     </w:r>

--- a/tillsyn/A 34721-2024 tillsynsbegäran.docx
+++ b/tillsyn/A 34721-2024 tillsynsbegäran.docx
@@ -35,7 +35,7 @@
     </w:p>
     <w:p>
       <w:r>
-        <w:t>I avverkningsanmälan har följande 3 naturvårdsarter hittats: mörk spegelbock (VU), ekträdlöpare (NT) och spillkråka (NT, §4). Av dessa är 3 rödlistade. För rödlistade arter har rödlistekategorin angivits inom parentes. För fridlysta arter anges även paragrafen i Artskyddsförordningen som arten är fridlyst enligt.</w:t>
+        <w:t>I avverkningsanmälan har följande 5 naturvårdsarter hittats: mörk spegelbock (VU), orangefläckig brunbagge (VU), ekgetingbock (NT), ekträdlöpare (NT) och spillkråka (NT, §4). Av dessa är 5 rödlistade. För rödlistade arter har rödlistekategorin angivits inom parentes. För fridlysta arter anges även paragrafen i Artskyddsförordningen som arten är fridlyst enligt.</w:t>
       </w:r>
     </w:p>
     <w:p>
@@ -50,7 +50,7 @@
       <w:r>
         <w:drawing>
           <wp:inline xmlns:a="http://schemas.openxmlformats.org/drawingml/2006/main" xmlns:pic="http://schemas.openxmlformats.org/drawingml/2006/picture">
-            <wp:extent cx="5486400" cy="4883750"/>
+            <wp:extent cx="5486400" cy="4653409"/>
             <wp:docPr id="1" name="Picture 1"/>
             <wp:cNvGraphicFramePr>
               <a:graphicFrameLocks noChangeAspect="1"/>
@@ -71,7 +71,7 @@
                   <pic:spPr>
                     <a:xfrm>
                       <a:off x="0" y="0"/>
-                      <a:ext cx="5486400" cy="4883750"/>
+                      <a:ext cx="5486400" cy="4653409"/>
                     </a:xfrm>
                     <a:prstGeom prst="rect"/>
                   </pic:spPr>
@@ -99,6 +99,17 @@
       </w:r>
       <w:r>
         <w:t xml:space="preserve"> är en skalbagge vars larvutveckling sker i torra, nyligen döda kvistar eller grenar (2–4 cm i diameter) av lövträd, i Sverige såvitt känt enbart ek. Det främsta hotet är bristande tillgång på färsk ekved i form av grenar och klenare stammar i solexponerade lägen. Lämplig ved försvinner vid avverkningar och uttag av biobränsle. Dessutom leder uttag av biobränsle som blivit äggbelagt till lokala populationsförluster. Arten missgynnas också av att lövskogar med ek växer igen med främst gran. Mörk spegelbock ingår i ett åtgärdsprogram för hotade arter (ÅGP) (SLU Artdatabanken, 2024; Franc, 2013).</w:t>
+      </w:r>
+    </w:p>
+    <w:p>
+      <w:r>
+        <w:rPr>
+          <w:b/>
+        </w:rPr>
+        <w:t>Orangefläckig brunbagge (VU)</w:t>
+      </w:r>
+      <w:r>
+        <w:t xml:space="preserve"> är en vedlevande skalbagge som finns i östra Småland. Den lever i grövre vitrötad och torr lövträdsved i naturskogar med stort lövinslag. Sannolikt är den starkt gynnad av frekventa skogsbränder och översvämning invid åar och runt våtmarker som håller skogarna öppna och skapar grövre solexponerad lövträdsved. Ett återinförande av en naturlig störningsregim med bränder och översvämningar rekommenderas i områden avsatta för artbevarande. Arten, som omfattas av ett åtgärdsprogram för hotade arter (ÅGP), hotas av den minskade mängden lövträd i skogsmark (SLU Artdatabanken, 2024; Nilsson, 2013).</w:t>
       </w:r>
     </w:p>
     <w:p>
@@ -325,7 +336,7 @@
     <w:r>
       <w:tab/>
       <w:tab/>
-      <w:t>2025-06-16</w:t>
+      <w:t>2025-06-17</w:t>
       <w:br/>
       <w:br/>
     </w:r>

--- a/tillsyn/A 34721-2024 tillsynsbegäran.docx
+++ b/tillsyn/A 34721-2024 tillsynsbegäran.docx
@@ -336,7 +336,7 @@
     <w:r>
       <w:tab/>
       <w:tab/>
-      <w:t>2025-06-17</w:t>
+      <w:t>2025-06-18</w:t>
       <w:br/>
       <w:br/>
     </w:r>

--- a/tillsyn/A 34721-2024 tillsynsbegäran.docx
+++ b/tillsyn/A 34721-2024 tillsynsbegäran.docx
@@ -336,7 +336,7 @@
     <w:r>
       <w:tab/>
       <w:tab/>
-      <w:t>2025-06-18</w:t>
+      <w:t>2025-06-19</w:t>
       <w:br/>
       <w:br/>
     </w:r>

--- a/tillsyn/A 34721-2024 tillsynsbegäran.docx
+++ b/tillsyn/A 34721-2024 tillsynsbegäran.docx
@@ -336,7 +336,7 @@
     <w:r>
       <w:tab/>
       <w:tab/>
-      <w:t>2025-06-19</w:t>
+      <w:t>2025-06-20</w:t>
       <w:br/>
       <w:br/>
     </w:r>

--- a/tillsyn/A 34721-2024 tillsynsbegäran.docx
+++ b/tillsyn/A 34721-2024 tillsynsbegäran.docx
@@ -336,7 +336,7 @@
     <w:r>
       <w:tab/>
       <w:tab/>
-      <w:t>2025-06-20</w:t>
+      <w:t>2025-06-21</w:t>
       <w:br/>
       <w:br/>
     </w:r>

--- a/tillsyn/A 34721-2024 tillsynsbegäran.docx
+++ b/tillsyn/A 34721-2024 tillsynsbegäran.docx
@@ -336,7 +336,7 @@
     <w:r>
       <w:tab/>
       <w:tab/>
-      <w:t>2025-06-21</w:t>
+      <w:t>2025-06-22</w:t>
       <w:br/>
       <w:br/>
     </w:r>

--- a/tillsyn/A 34721-2024 tillsynsbegäran.docx
+++ b/tillsyn/A 34721-2024 tillsynsbegäran.docx
@@ -336,7 +336,7 @@
     <w:r>
       <w:tab/>
       <w:tab/>
-      <w:t>2025-06-22</w:t>
+      <w:t>2025-06-23</w:t>
       <w:br/>
       <w:br/>
     </w:r>

--- a/tillsyn/A 34721-2024 tillsynsbegäran.docx
+++ b/tillsyn/A 34721-2024 tillsynsbegäran.docx
@@ -35,7 +35,7 @@
     </w:p>
     <w:p>
       <w:r>
-        <w:t>I avverkningsanmälan har följande 5 naturvårdsarter hittats: mörk spegelbock (VU), orangefläckig brunbagge (VU), ekgetingbock (NT), ekträdlöpare (NT) och spillkråka (NT, §4). Av dessa är 5 rödlistade. För rödlistade arter har rödlistekategorin angivits inom parentes. För fridlysta arter anges även paragrafen i Artskyddsförordningen som arten är fridlyst enligt.</w:t>
+        <w:t>I avverkningsanmälan har följande 8 naturvårdsarter hittats: bredbandad ekbarkbock (EN), mörk spegelbock (VU), orangefläckig brunbagge (VU), ekgetingbock (NT), ekträdlöpare (NT), spillkråka (NT, §4), lindbock (S) och spindelbock (S). Av dessa är 6 rödlistade. För rödlistade arter har rödlistekategorin angivits inom parentes. Arter som är signalarter enligt Skogsstyrelsen har markerats med (S). För fridlysta arter anges även paragrafen i Artskyddsförordningen som arten är fridlyst enligt.</w:t>
       </w:r>
     </w:p>
     <w:p>
@@ -88,6 +88,17 @@
       </w:pPr>
       <w:r>
         <w:t>Figur 1. Fyndplatser för naturvårdsarter i det avverkningsanmälda området (röd linje). Markörer utan svart kant är placerade på fyndplatsen. Markörer med svart kant är placerade vid sidan av fyndplatsen och har ett svart streck som visar fyndplatsens exakta position. Kartans mittpunktskoordinat är N 6315731, E 580487 i SWEREF 99 TM.</w:t>
+      </w:r>
+    </w:p>
+    <w:p>
+      <w:r>
+        <w:rPr>
+          <w:b/>
+        </w:rPr>
+        <w:t>Bredbandad ekbarkbock (EN)</w:t>
+      </w:r>
+      <w:r>
+        <w:t xml:space="preserve"> är en starkt hotad skalbagge, vars larvutveckling sker i och under tjock bark på nyligen döda, solexponerade, grova grenar och stamdelar (helst &gt;20 cm i diameter) av lövträd, i Sverige såvitt känt uteslutande på ek. Arten är starkt knuten till äldre, gles ekskog och öppna blandskogar med hög andel gammal ek, och gynnas av stormfällningar, skogsbränder och andra former av naturlig störning som skapar lämplig ved. Områden med gott om gamla ekar bör skyddas från slutavverkning och andra ingrepp. Det är viktigt att områdena hålls glesa och solöppna genom selektiv gallring av beskuggande träd (främst gran), och gärna brukas som exempelvis betesmark. Död ekved som uppstår bör alltid lämnas kvar. Arten omfattas av ett åtgärdsprogram för hotade arter (ÅGP) (SLU Artdatabanken, 2024; Ehnström, 2005).</w:t>
       </w:r>
     </w:p>
     <w:p>
@@ -336,7 +347,7 @@
     <w:r>
       <w:tab/>
       <w:tab/>
-      <w:t>2025-06-23</w:t>
+      <w:t>2025-06-24</w:t>
       <w:br/>
       <w:br/>
     </w:r>

--- a/tillsyn/A 34721-2024 tillsynsbegäran.docx
+++ b/tillsyn/A 34721-2024 tillsynsbegäran.docx
@@ -347,7 +347,7 @@
     <w:r>
       <w:tab/>
       <w:tab/>
-      <w:t>2025-06-24</w:t>
+      <w:t>2025-06-25</w:t>
       <w:br/>
       <w:br/>
     </w:r>

--- a/tillsyn/A 34721-2024 tillsynsbegäran.docx
+++ b/tillsyn/A 34721-2024 tillsynsbegäran.docx
@@ -347,7 +347,7 @@
     <w:r>
       <w:tab/>
       <w:tab/>
-      <w:t>2025-06-25</w:t>
+      <w:t>2025-06-26</w:t>
       <w:br/>
       <w:br/>
     </w:r>

--- a/tillsyn/A 34721-2024 tillsynsbegäran.docx
+++ b/tillsyn/A 34721-2024 tillsynsbegäran.docx
@@ -347,7 +347,7 @@
     <w:r>
       <w:tab/>
       <w:tab/>
-      <w:t>2025-06-26</w:t>
+      <w:t>2025-06-27</w:t>
       <w:br/>
       <w:br/>
     </w:r>

--- a/tillsyn/A 34721-2024 tillsynsbegäran.docx
+++ b/tillsyn/A 34721-2024 tillsynsbegäran.docx
@@ -347,7 +347,7 @@
     <w:r>
       <w:tab/>
       <w:tab/>
-      <w:t>2025-06-27</w:t>
+      <w:t>2025-06-28</w:t>
       <w:br/>
       <w:br/>
     </w:r>

--- a/tillsyn/A 34721-2024 tillsynsbegäran.docx
+++ b/tillsyn/A 34721-2024 tillsynsbegäran.docx
@@ -347,7 +347,7 @@
     <w:r>
       <w:tab/>
       <w:tab/>
-      <w:t>2025-06-28</w:t>
+      <w:t>2025-06-29</w:t>
       <w:br/>
       <w:br/>
     </w:r>

--- a/tillsyn/A 34721-2024 tillsynsbegäran.docx
+++ b/tillsyn/A 34721-2024 tillsynsbegäran.docx
@@ -35,7 +35,7 @@
     </w:p>
     <w:p>
       <w:r>
-        <w:t>I avverkningsanmälan har följande 8 naturvårdsarter hittats: bredbandad ekbarkbock (EN), mörk spegelbock (VU), orangefläckig brunbagge (VU), ekgetingbock (NT), ekträdlöpare (NT), spillkråka (NT, §4), lindbock (S) och spindelbock (S). Av dessa är 6 rödlistade. För rödlistade arter har rödlistekategorin angivits inom parentes. Arter som är signalarter enligt Skogsstyrelsen har markerats med (S). För fridlysta arter anges även paragrafen i Artskyddsförordningen som arten är fridlyst enligt.</w:t>
+        <w:t>I avverkningsanmälan har följande 11 naturvårdsarter hittats: ekcylinderbagge (RE), bredbandad ekbarkbock (EN), mörk spegelbock (VU), orangefläckig brunbagge (VU), ekgetingbock (NT), ekgrenbock (NT), ekträdlöpare (NT), entita (NT, §4), spillkråka (NT, §4), lindbock (S) och spindelbock (S). Av dessa är 9 rödlistade. För rödlistade arter har rödlistekategorin angivits inom parentes. Arter som är signalarter enligt Skogsstyrelsen har markerats med (S). För fridlysta arter anges även paragrafen i Artskyddsförordningen som arten är fridlyst enligt.</w:t>
       </w:r>
     </w:p>
     <w:p>
@@ -106,6 +106,17 @@
         <w:rPr>
           <w:b/>
         </w:rPr>
+        <w:t>Ekgrenbock (NT)</w:t>
+      </w:r>
+      <w:r>
+        <w:t xml:space="preserve"> är en skalbagge vars larvutveckling sker i torr, solexponerad, nyligen död ved i kvistar och grenar (1–4 cm diameter) av främst ek men även lind och hassel. Det främsta hotet är bristande tillgång på färsk ekved i form av kvistar och småträd i solexponerade lägen, vilket delvis beror på uttag av grenar och röjningsrester som biobränsle. Dessutom leder uttag av biobränsle som blivit äggbelagt till lokala populationsförluster. Arten missgynnas också av att lövskogar med ek växer igen med främst gran och därmed blir skuggiga och ogästvänliga miljöer. Ekgrenbock ingår i ett åtgärdsprogram för hotade arter (ÅGP) (SLU Artdatabanken, 2024; Franc, 2013).</w:t>
+      </w:r>
+    </w:p>
+    <w:p>
+      <w:r>
+        <w:rPr>
+          <w:b/>
+        </w:rPr>
         <w:t>Mörk spegelbock (VU)</w:t>
       </w:r>
       <w:r>
@@ -133,7 +144,7 @@
     </w:p>
     <w:p>
       <w:r>
-        <w:t>Följande fridlysta arter har sina livsmiljöer och växtplatser i den avverkningsanmälda skogen: spillkråka (NT, §4).</w:t>
+        <w:t>Följande fridlysta arter har sina livsmiljöer och växtplatser i den avverkningsanmälda skogen: entita (NT, §4) och spillkråka (NT, §4).</w:t>
       </w:r>
     </w:p>
     <w:p>
@@ -148,6 +159,17 @@
       </w:r>
       <w:r>
         <w:t>(artikel 1). Vidare att de åtgärder som vidtas inte får leda till en försämring av den nuvarande situationen beträffande bevarandet av de fågelarter som avses i artikel 1 (artikel 13). Fågeldirektivet är styrande för tillsynsansvariga myndigheters ärendehantering, ställningstaganden och beslutsfattande.</w:t>
+      </w:r>
+    </w:p>
+    <w:p>
+      <w:r>
+        <w:rPr>
+          <w:b/>
+        </w:rPr>
+        <w:t>Entita (NT, §4)</w:t>
+      </w:r>
+      <w:r>
+        <w:t>, rödlistad som nära hotad och prioriterad art i Skogsvårdslagen, har häckningsrevir i anmälan. Minskningstakten innevarande 10-årsperiod beräknas till 20 (10–30) %. Entitan är ortstrogen och reviret är i genomsnitt omkring 5 hektar, ibland uppåt 20 hektar stort. Entitan är en utpräglad lövskogsfågel som föredrar flerskiktade, gärna högvuxna skogar med inslag av äldre träd och välutvecklat buskskikt. Även alkärr med videsnår hör till de miljöer som utnyttjas. Arten häckar ofta i skogar som är svagt eller inte alls påverkade av skogsbruk, ofta rör det sig om värdekärnor med höga naturvärden. Entitan missgynnas av konventionellt skogsbruk och dess ortstrohet och dåliga spridningsförmåga gör den känslig för fragmentering (Skogsstyrelsen, 2016, SLU Artdatabanken, 2021).</w:t>
       </w:r>
     </w:p>
     <w:p>
@@ -177,6 +199,70 @@
       </w:pPr>
       <w:r>
         <w:t>BILAGA 1 – Fridlysta arter</w:t>
+      </w:r>
+    </w:p>
+    <w:p>
+      <w:pPr>
+        <w:pStyle w:val="Heading1"/>
+      </w:pPr>
+      <w:r>
+        <w:t>Entita – ekologi samt krav på livsmiljön</w:t>
+      </w:r>
+    </w:p>
+    <w:p>
+      <w:r>
+        <w:t>Entita (NT, §4) är rödlistad som nära hotad, fridlyst och prioriterad art enligt Skogsvårdslagen. Den omfattas av EU:s fågeldirektiv. Minskningstakten har uppgått till 20 (10–30) % under de senaste 10 åren och bedöms vara nära gränsvärdet för Sårbar (VU). (A2b) (SLU Artdatabanken, 2021).</w:t>
+      </w:r>
+    </w:p>
+    <w:p>
+      <w:r>
+        <w:t>Entitan är en utpräglad lövskogsfågel som påträffas i ädellövskogar, strandskogar, ekhagar, igenväxande hagmarker, lövdungar, parker och trädgårdar. Den föredrar flerskiktade, gärna högvuxna skogar med inslag av äldre träd och med ett välutvecklat buskskikt. Ek- och hasseldominerade skogar och dungar, samt alkärr med videsnår, hör till de miljöer som ofta utnyttjas. I sydligaste Sverige är bokskog en viktig miljö (Skogsstyrelsen, 2016).</w:t>
+      </w:r>
+    </w:p>
+    <w:p>
+      <w:r>
+        <w:t>Reviren är relativt stora för en småfågel, i genomsnitt omkring 5 hektar men de kan vara upp till 20 hektar. Entitan är en utpräglad stannfågel och rör sig inte långt från kläckningsplatsen; ungfåglarna sprider sig sällan mer än 5 km från födelseplatsen och etablerade fåglar lämnar därefter inte sitt revir (Skogsstyrelsen, 2016). Det häckande paret försvarar sitt revir året runt. De tillåter dock en grupp av ungfåglar att etablera sig inom deras revir och så bildas en vinterflock, vilket sker redan i juni månad. Även under kalla vintrar stannar entitan kvar inom sitt revir. Hittar man entitor vid sitt foderbord beror det på att fågelmatningen ligger inom ett entiterevir (SLU Artdatabanken, 2021). Arten är känslig för fragmentering och har svårt att etablera sig i isolerade skogsområden. Entitan är hålhäckare, men kan inte själv hacka fram sitt hål utan är beroende av miljöer som erbjuder naturliga hål (Skogsstyrelsen, 2016).</w:t>
+      </w:r>
+    </w:p>
+    <w:p>
+      <w:r>
+        <w:t>Arten häckar ofta i skogar som är svagt eller inte alls påverkade av skogsbruk. Särskilt i Svealand ofta i skogar som har höga naturvärden och utgör skogliga värdekärnor. Entitan missgynnas av konventionellt skogsbruk genom minskad förekomst av risiga, flerskiktade skogar liksom av avverkning av lövträdsrika kantzoner. Entitans ortstrohet och dåliga spridningsförmåga gör den känslig för fragmentering (Skogsstyrelsen, 2016).</w:t>
+      </w:r>
+    </w:p>
+    <w:p>
+      <w:pPr>
+        <w:pStyle w:val="Heading2"/>
+      </w:pPr>
+      <w:r>
+        <w:t>Referenser – entita</w:t>
+      </w:r>
+    </w:p>
+    <w:p>
+      <w:r>
+        <w:t xml:space="preserve">Skogsstyrelsen, 2016. </w:t>
+      </w:r>
+      <w:r>
+        <w:rPr>
+          <w:i/>
+        </w:rPr>
+        <w:t xml:space="preserve">Vägledning för hänsyn till entita. </w:t>
+      </w:r>
+      <w:r>
+        <w:t>https://www.skogsstyrelsen.se/globalassets/lag-och-tillsyn/artskydd/vagledningar-for-hansyn-till-faglar/entita-vagledning-hansyn2.pdf</w:t>
+      </w:r>
+    </w:p>
+    <w:p>
+      <w:r>
+        <w:t xml:space="preserve">SLU Artdatabanken, 2021. </w:t>
+      </w:r>
+      <w:r>
+        <w:rPr>
+          <w:i/>
+        </w:rPr>
+        <w:t xml:space="preserve">Artfaktablad. Naturvård – artfakta. </w:t>
+      </w:r>
+      <w:r>
+        <w:t>SLU Artdatabanken, Uppsala</w:t>
       </w:r>
     </w:p>
     <w:p>
@@ -347,7 +433,7 @@
     <w:r>
       <w:tab/>
       <w:tab/>
-      <w:t>2025-06-29</w:t>
+      <w:t>2025-06-30</w:t>
       <w:br/>
       <w:br/>
     </w:r>

--- a/tillsyn/A 34721-2024 tillsynsbegäran.docx
+++ b/tillsyn/A 34721-2024 tillsynsbegäran.docx
@@ -433,7 +433,7 @@
     <w:r>
       <w:tab/>
       <w:tab/>
-      <w:t>2025-06-30</w:t>
+      <w:t>2025-07-01</w:t>
       <w:br/>
       <w:br/>
     </w:r>

--- a/tillsyn/A 34721-2024 tillsynsbegäran.docx
+++ b/tillsyn/A 34721-2024 tillsynsbegäran.docx
@@ -35,7 +35,7 @@
     </w:p>
     <w:p>
       <w:r>
-        <w:t>I avverkningsanmälan har följande 11 naturvårdsarter hittats: ekcylinderbagge (RE), bredbandad ekbarkbock (EN), mörk spegelbock (VU), orangefläckig brunbagge (VU), ekgetingbock (NT), ekgrenbock (NT), ekträdlöpare (NT), entita (NT, §4), spillkråka (NT, §4), lindbock (S) och spindelbock (S). Av dessa är 9 rödlistade. För rödlistade arter har rödlistekategorin angivits inom parentes. Arter som är signalarter enligt Skogsstyrelsen har markerats med (S). För fridlysta arter anges även paragrafen i Artskyddsförordningen som arten är fridlyst enligt.</w:t>
+        <w:t>I avverkningsanmälan har följande 12 naturvårdsarter hittats: ekcylinderbagge (RE), bredbandad ekbarkbock (EN), mörk spegelbock (VU), orangefläckig brunbagge (VU), ekgetingbock (NT), ekglasvinge (NT), ekgrenbock (NT), ekträdlöpare (NT), entita (NT, §4), spillkråka (NT, §4), lindbock (S) och spindelbock (S). Av dessa är 10 rödlistade. För rödlistade arter har rödlistekategorin angivits inom parentes. Arter som är signalarter enligt Skogsstyrelsen har markerats med (S). För fridlysta arter anges även paragrafen i Artskyddsförordningen som arten är fridlyst enligt.</w:t>
       </w:r>
     </w:p>
     <w:p>
@@ -433,7 +433,7 @@
     <w:r>
       <w:tab/>
       <w:tab/>
-      <w:t>2025-07-01</w:t>
+      <w:t>2025-07-02</w:t>
       <w:br/>
       <w:br/>
     </w:r>

--- a/tillsyn/A 34721-2024 tillsynsbegäran.docx
+++ b/tillsyn/A 34721-2024 tillsynsbegäran.docx
@@ -35,7 +35,7 @@
     </w:p>
     <w:p>
       <w:r>
-        <w:t>I avverkningsanmälan har följande 12 naturvårdsarter hittats: ekcylinderbagge (RE), bredbandad ekbarkbock (EN), mörk spegelbock (VU), orangefläckig brunbagge (VU), ekgetingbock (NT), ekglasvinge (NT), ekgrenbock (NT), ekträdlöpare (NT), entita (NT, §4), spillkråka (NT, §4), lindbock (S) och spindelbock (S). Av dessa är 10 rödlistade. För rödlistade arter har rödlistekategorin angivits inom parentes. Arter som är signalarter enligt Skogsstyrelsen har markerats med (S). För fridlysta arter anges även paragrafen i Artskyddsförordningen som arten är fridlyst enligt.</w:t>
+        <w:t>I avverkningsanmälan har följande 15 naturvårdsarter hittats: ekcylinderbagge (RE), bredbandad ekbarkbock (EN), mörk spegelbock (VU), orangefläckig brunbagge (VU), ekgetingbock (NT), ekglasvinge (NT), ekgrenbock (NT), ekträdlöpare (NT), entita (NT, §4), spillkråka (NT, §4), bokoxe (S), dolkstekelsglasvinge (S), gulröd blankbock (S), lindbock (S) och spindelbock (S). Av dessa är 10 rödlistade. För rödlistade arter har rödlistekategorin angivits inom parentes. Arter som är signalarter enligt Skogsstyrelsen har markerats med (S). För fridlysta arter anges även paragrafen i Artskyddsförordningen som arten är fridlyst enligt.</w:t>
       </w:r>
     </w:p>
     <w:p>
@@ -433,7 +433,7 @@
     <w:r>
       <w:tab/>
       <w:tab/>
-      <w:t>2025-07-02</w:t>
+      <w:t>2025-07-03</w:t>
       <w:br/>
       <w:br/>
     </w:r>

--- a/tillsyn/A 34721-2024 tillsynsbegäran.docx
+++ b/tillsyn/A 34721-2024 tillsynsbegäran.docx
@@ -35,7 +35,7 @@
     </w:p>
     <w:p>
       <w:r>
-        <w:t>I avverkningsanmälan har följande 15 naturvårdsarter hittats: ekcylinderbagge (RE), bredbandad ekbarkbock (EN), mörk spegelbock (VU), orangefläckig brunbagge (VU), ekgetingbock (NT), ekglasvinge (NT), ekgrenbock (NT), ekträdlöpare (NT), entita (NT, §4), spillkråka (NT, §4), bokoxe (S), dolkstekelsglasvinge (S), gulröd blankbock (S), lindbock (S) och spindelbock (S). Av dessa är 10 rödlistade. För rödlistade arter har rödlistekategorin angivits inom parentes. Arter som är signalarter enligt Skogsstyrelsen har markerats med (S). För fridlysta arter anges även paragrafen i Artskyddsförordningen som arten är fridlyst enligt.</w:t>
+        <w:t>I avverkningsanmälan har följande 17 naturvårdsarter hittats: ekcylinderbagge (RE), bredbandad ekbarkbock (EN), Colydium elongatum (VU), mörk spegelbock (VU), orangefläckig brunbagge (VU), ekgetingbock (NT), ekglasvinge (NT), ekgrenbock (NT), ekträdlöpare (NT), entita (NT, §4), spillkråka (NT, §4), bokoxe (S), dolkstekelsglasvinge (S), gulröd blankbock (S), lindbock (S), spindelbock (S) och vanlig snok (§6). Av dessa är 11 rödlistade. För rödlistade arter har rödlistekategorin angivits inom parentes. Arter som är signalarter enligt Skogsstyrelsen har markerats med (S). För fridlysta arter anges även paragrafen i Artskyddsförordningen som arten är fridlyst enligt.</w:t>
       </w:r>
     </w:p>
     <w:p>
@@ -144,7 +144,7 @@
     </w:p>
     <w:p>
       <w:r>
-        <w:t>Följande fridlysta arter har sina livsmiljöer och växtplatser i den avverkningsanmälda skogen: entita (NT, §4) och spillkråka (NT, §4).</w:t>
+        <w:t>Följande fridlysta arter har sina livsmiljöer och växtplatser i den avverkningsanmälda skogen: entita (NT, §4), spillkråka (NT, §4) och vanlig snok (§6).</w:t>
       </w:r>
     </w:p>
     <w:p>
@@ -433,7 +433,7 @@
     <w:r>
       <w:tab/>
       <w:tab/>
-      <w:t>2025-07-03</w:t>
+      <w:t>2025-07-04</w:t>
       <w:br/>
       <w:br/>
     </w:r>

--- a/tillsyn/A 34721-2024 tillsynsbegäran.docx
+++ b/tillsyn/A 34721-2024 tillsynsbegäran.docx
@@ -433,7 +433,7 @@
     <w:r>
       <w:tab/>
       <w:tab/>
-      <w:t>2025-07-04</w:t>
+      <w:t>2025-07-05</w:t>
       <w:br/>
       <w:br/>
     </w:r>

--- a/tillsyn/A 34721-2024 tillsynsbegäran.docx
+++ b/tillsyn/A 34721-2024 tillsynsbegäran.docx
@@ -433,7 +433,7 @@
     <w:r>
       <w:tab/>
       <w:tab/>
-      <w:t>2025-07-05</w:t>
+      <w:t>2025-07-06</w:t>
       <w:br/>
       <w:br/>
     </w:r>

--- a/tillsyn/A 34721-2024 tillsynsbegäran.docx
+++ b/tillsyn/A 34721-2024 tillsynsbegäran.docx
@@ -433,7 +433,7 @@
     <w:r>
       <w:tab/>
       <w:tab/>
-      <w:t>2025-07-06</w:t>
+      <w:t>2025-07-07</w:t>
       <w:br/>
       <w:br/>
     </w:r>

--- a/tillsyn/A 34721-2024 tillsynsbegäran.docx
+++ b/tillsyn/A 34721-2024 tillsynsbegäran.docx
@@ -433,7 +433,7 @@
     <w:r>
       <w:tab/>
       <w:tab/>
-      <w:t>2025-07-07</w:t>
+      <w:t>2025-07-08</w:t>
       <w:br/>
       <w:br/>
     </w:r>

--- a/tillsyn/A 34721-2024 tillsynsbegäran.docx
+++ b/tillsyn/A 34721-2024 tillsynsbegäran.docx
@@ -433,7 +433,7 @@
     <w:r>
       <w:tab/>
       <w:tab/>
-      <w:t>2025-07-08</w:t>
+      <w:t>2025-07-09</w:t>
       <w:br/>
       <w:br/>
     </w:r>

--- a/tillsyn/A 34721-2024 tillsynsbegäran.docx
+++ b/tillsyn/A 34721-2024 tillsynsbegäran.docx
@@ -433,7 +433,7 @@
     <w:r>
       <w:tab/>
       <w:tab/>
-      <w:t>2025-07-09</w:t>
+      <w:t>2025-07-11</w:t>
       <w:br/>
       <w:br/>
     </w:r>

--- a/tillsyn/A 34721-2024 tillsynsbegäran.docx
+++ b/tillsyn/A 34721-2024 tillsynsbegäran.docx
@@ -433,7 +433,7 @@
     <w:r>
       <w:tab/>
       <w:tab/>
-      <w:t>2025-07-11</w:t>
+      <w:t>2025-07-12</w:t>
       <w:br/>
       <w:br/>
     </w:r>

--- a/tillsyn/A 34721-2024 tillsynsbegäran.docx
+++ b/tillsyn/A 34721-2024 tillsynsbegäran.docx
@@ -433,7 +433,7 @@
     <w:r>
       <w:tab/>
       <w:tab/>
-      <w:t>2025-07-12</w:t>
+      <w:t>2025-07-13</w:t>
       <w:br/>
       <w:br/>
     </w:r>

--- a/tillsyn/A 34721-2024 tillsynsbegäran.docx
+++ b/tillsyn/A 34721-2024 tillsynsbegäran.docx
@@ -433,7 +433,7 @@
     <w:r>
       <w:tab/>
       <w:tab/>
-      <w:t>2025-07-13</w:t>
+      <w:t>2025-07-14</w:t>
       <w:br/>
       <w:br/>
     </w:r>

--- a/tillsyn/A 34721-2024 tillsynsbegäran.docx
+++ b/tillsyn/A 34721-2024 tillsynsbegäran.docx
@@ -433,7 +433,7 @@
     <w:r>
       <w:tab/>
       <w:tab/>
-      <w:t>2025-08-06</w:t>
+      <w:t>2025-08-09</w:t>
       <w:br/>
       <w:br/>
     </w:r>
